--- a/qrcode.docx
+++ b/qrcode.docx
@@ -9,11 +9,16 @@
         </w:tabs>
         <w:ind w:left="-180" w:right="-1440"/>
         <w:rPr>
-          <w:rFonts w:hint="cs"/>
+          <w:i/>
+          <w:iCs/>
           <w:rtl/>
         </w:rPr>
       </w:pPr>
       <w:r>
+        <w:rPr>
+          <w:i/>
+          <w:iCs/>
+        </w:rPr>
         <w:pict>
           <v:shapetype id="_x0000_t75" coordsize="21600,21600" o:spt="75" o:preferrelative="t" path="m@4@5l@4@11@9@11@9@5xe" filled="f" stroked="f">
             <v:stroke joinstyle="miter"/>
@@ -34,13 +39,11 @@
             <v:path o:extrusionok="f" gradientshapeok="t" o:connecttype="rect"/>
             <o:lock v:ext="edit" aspectratio="t"/>
           </v:shapetype>
-          <v:shape id="_x0000_i1025" type="#_x0000_t75" style="width:594.25pt;height:613.6pt">
-            <v:imagedata r:id="rId5" o:title="PhoenixMovies_QR"/>
+          <v:shape id="_x0000_i1025" type="#_x0000_t75" style="width:594.6pt;height:613.95pt">
+            <v:imagedata r:id="rId6" o:title="PhoenixMovies_QR"/>
           </v:shape>
         </w:pict>
       </w:r>
-      <w:bookmarkStart w:id="0" w:name="_GoBack"/>
-      <w:bookmarkEnd w:id="0"/>
     </w:p>
     <w:p>
       <w:pPr>
@@ -56,25 +59,41 @@
         </w:tabs>
         <w:jc w:val="center"/>
         <w:rPr>
-          <w:rFonts w:cs="B Titr" w:hint="cs"/>
-          <w:sz w:val="64"/>
-          <w:szCs w:val="64"/>
+          <w:rFonts w:cs="B Titr"/>
+          <w:b/>
+          <w:bCs/>
+          <w:color w:val="FF0000"/>
+          <w:sz w:val="66"/>
+          <w:szCs w:val="66"/>
+          <w:u w:val="single"/>
           <w:rtl/>
         </w:rPr>
       </w:pPr>
+      <w:bookmarkStart w:id="0" w:name="_GoBack"/>
       <w:r>
         <w:rPr>
           <w:rFonts w:cs="B Titr" w:hint="cs"/>
-          <w:sz w:val="64"/>
-          <w:szCs w:val="64"/>
+          <w:b/>
+          <w:bCs/>
+          <w:color w:val="FF0000"/>
+          <w:sz w:val="66"/>
+          <w:szCs w:val="66"/>
+          <w:u w:val="single"/>
           <w:rtl/>
         </w:rPr>
         <w:t>جهت دریافت جدیدترین فیلم ها اسکن کنید</w:t>
       </w:r>
+      <w:bookmarkEnd w:id="0"/>
     </w:p>
     <w:sectPr>
       <w:pgSz w:w="11906" w:h="16838"/>
-      <w:pgMar w:top="180" w:right="206" w:bottom="1440" w:left="0" w:header="720" w:footer="720" w:gutter="0"/>
+      <w:pgMar w:top="90" w:right="206" w:bottom="180" w:left="0" w:header="720" w:footer="720" w:gutter="0"/>
+      <w:pgBorders w:offsetFrom="page">
+        <w:top w:val="hearts" w:sz="22" w:space="24" w:color="auto"/>
+        <w:left w:val="hearts" w:sz="22" w:space="24" w:color="auto"/>
+        <w:bottom w:val="hearts" w:sz="22" w:space="24" w:color="auto"/>
+        <w:right w:val="hearts" w:sz="22" w:space="24" w:color="auto"/>
+      </w:pgBorders>
       <w:cols w:space="720"/>
       <w:bidi/>
       <w:rtlGutter/>
@@ -753,4 +772,16 @@
   <a:objectDefaults/>
   <a:extraClrSchemeLst/>
 </a:theme>
+</file>
+
+<file path=customXml/item1.xml><?xml version="1.0" encoding="utf-8"?>
+<b:Sources xmlns:b="http://schemas.openxmlformats.org/officeDocument/2006/bibliography" xmlns="http://schemas.openxmlformats.org/officeDocument/2006/bibliography" SelectedStyle="\APA.XSL" StyleName="APA"/>
+</file>
+
+<file path=customXml/itemProps1.xml><?xml version="1.0" encoding="utf-8"?>
+<ds:datastoreItem xmlns:ds="http://schemas.openxmlformats.org/officeDocument/2006/customXml" ds:itemID="{BC5CAE73-AFEF-458F-BDEA-6535D64F14C3}">
+  <ds:schemaRefs>
+    <ds:schemaRef ds:uri="http://schemas.openxmlformats.org/officeDocument/2006/bibliography"/>
+  </ds:schemaRefs>
+</ds:datastoreItem>
 </file>